--- a/이탈리아 검사/2부/2부_7화_아녜세의_구속.docx
+++ b/이탈리아 검사/2부/2부_7화_아녜세의_구속.docx
@@ -36,7 +36,7 @@
           <w:i w:val="0"/>
           <w:sz w:val="22"/>
         </w:rPr>
-        <w:t>알레시오 리날디(30세, 토레네라 반마피아검찰국(DDA) 풀 검사) / 아녜세 만쿠소(협동조합 «Il Carrubo»와 반상납 네트워크 «Luce»의 지도자, 대재판 원고 측 시민단체 대표) / 키아라 비탈레(«L'Osservatore Siculo» 기자) / 다비데 로카시오(43세, DDA 선배 검사, 대재판 공동 공소 담당) / 카테리나 '리나' 리시(38세, 재무경찰 소속 사법경찰 수사관) / 토마소 '마시노' 카루소(71세, 스칼라 마리나의 늙은 어부) / 로살리아 카루소(마시노의 딸, 생선 좌판 주인) / 누초 카루소(마시노의 손자, 젊은 어부) / 파브리치오 몬델로 기사(대교 컨소시엄 «Consorzio Viadotti Ionici» 현장소장, 1부 7화) / 알도 산필리포(경찰 부서장 vicequestore, 신규) / 리비아 카르네몰라(토레네라 지방검찰청 일반 형사부 검사, 신규) / 테레사 롱고 변호사(«Luce»의 변호인, 신규) / 넬로 스쿠데리(과자점 주인, 신규)</w:t>
+        <w:t>알레시오 리날디(30세, 토레네라 반마피아검찰국(DDA) 풀 검사) / 아녜세 만쿠소(협동조합 «Il Carrubo»와 반상납 네트워크 «Luce»의 지도자, 대재판 원고 측 시민단체 대표) / 키아라 비탈레(«L'Osservatore Siculo» 기자) / 다비데 로카시오(43세, DDA 선배 검사, 대재판 공동 공소 담당) / 카테리나 '리나' 리시(38세, 재무경찰 소속 사법경찰 수사관) / 토마소 '마시노' 카루소(71세, 스칼라 마리나의 늙은 어부) / 로살리아 카루소(마시노의 딸, 생선 좌판 주인) / 누초 카루소(마시노의 손자, 젊은 어부) / 파브리치오 몬델로 기사(대교 컨소시엄 «Consorzio Viadotti Ionici» 현장소장, 1부 7화) / 알도 산필리포(경찰 부서장 vicequestore, 신규) / 리비아 카르네몰라(토레네라 지방검찰청 일반 형사부 검사, 신규) / 테레사 롱고 변호사(«Luce»의 변호인, 신규) / 넬로 차팔라(과자점 주인, 신규)</w:t>
       </w:r>
     </w:p>
     <w:p>
@@ -78,7 +78,7 @@
           <w:color w:val="1F3864"/>
           <w:sz w:val="26"/>
         </w:rPr>
-        <w:t>장면 1 — 토요일 아침, 과자점 «Pasticceria Scuderi»</w:t>
+        <w:t>장면 1 — 토요일 아침, 과자점 «Pasticceria Zappalà»</w:t>
       </w:r>
     </w:p>
     <w:p>
